--- a/files/forma-zayavki.docx
+++ b/files/forma-zayavki.docx
@@ -30,7 +30,7 @@
           <w:szCs w:val="20"/>
           <w:color w:val="808080"/>
         </w:rPr>
-        <w:t xml:space="preserve">Создание сайтов для Яндекс.Директ · лендинг за 2–3 дня · без предоплаты</w:t>
+        <w:t xml:space="preserve">Создание сайтов и лендингов · запуск за 2 дня · без предоплаты</w:t>
       </w:r>
     </w:p>
     <w:p>
@@ -43,7 +43,7 @@
           <w:sz w:val="22"/>
           <w:szCs w:val="22"/>
         </w:rPr>
-        <w:t xml:space="preserve">Заполните поля и пришлите на sty3@yandex.ru или отправьте в WhatsApp по номеру +7 911 927-53-37. Ответю со сметой и сроком в тот же день.</w:t>
+        <w:t xml:space="preserve">Заполните поля и пришлите на sey3@yandex.ru или отправьте в мессенджер «Макс» по номеру +7 911 927-53-37. Ответю со сметой и сроком в тот же день.</w:t>
       </w:r>
     </w:p>
     <w:p>
@@ -110,7 +110,7 @@
           <w:sz w:val="22"/>
           <w:szCs w:val="22"/>
         </w:rPr>
-        <w:t xml:space="preserve">Мессенджер (WhatsApp / Telegram):  ____________________________________________________________</w:t>
+        <w:t xml:space="preserve">Мессенджер (номер или ник):  ____________________________________________________________</w:t>
       </w:r>
     </w:p>
     <w:p>
@@ -268,7 +268,7 @@
           <w:sz w:val="22"/>
           <w:szCs w:val="22"/>
         </w:rPr>
-        <w:t xml:space="preserve">     □  Яндекс.Директ   □  Поиск Яндекса   □  Соцсети   □  Рекомендации   □  QR-код / визитка</w:t>
+        <w:t xml:space="preserve">     □  Платная реклама   □  Поиск в интернете   □  Соцсети   □  Рекомендации   □  QR-код / визитка</w:t>
       </w:r>
     </w:p>
     <w:p>
@@ -322,7 +322,7 @@
           <w:sz w:val="22"/>
           <w:szCs w:val="22"/>
         </w:rPr>
-        <w:t xml:space="preserve">     □  до 5 000 ₽   □  5 000 – 10 000 ₽   □  10 000 – 20 000 ₽   □  больше</w:t>
+        <w:t xml:space="preserve">     □  до 3 000 ₽   □  3 000 – 6 000 ₽   □  6 000 – 15 000 ₽   □  больше</w:t>
       </w:r>
     </w:p>
     <w:p>
@@ -521,11 +521,26 @@
       <w:r>
         <w:rPr>
           <w:rFonts w:ascii="Calibri" w:hAnsi="Calibri" w:cs="Calibri"/>
+          <w:sz w:val="18"/>
+          <w:szCs w:val="18"/>
+          <w:color w:val="A6A6A6"/>
+        </w:rPr>
+        <w:t xml:space="preserve">ИП Монахов И.К. · ИНН 781601097359</w:t>
+      </w:r>
+    </w:p>
+    <w:p>
+      <w:pPr>
+        <w:spacing w:after="40"/>
+        <w:jc w:val="center"/>
+      </w:pPr>
+      <w:r>
+        <w:rPr>
+          <w:rFonts w:ascii="Calibri" w:hAnsi="Calibri" w:cs="Calibri"/>
           <w:sz w:val="20"/>
           <w:szCs w:val="20"/>
           <w:color w:val="808080"/>
         </w:rPr>
-        <w:t xml:space="preserve">Контакты: +7 911 927-53-37 · sty3@yandex.ru · https://system785.github.io/Landing-Site/</w:t>
+        <w:t xml:space="preserve">Контакты: +7 911 927-53-37 · sey3@yandex.ru · https://system785.github.io/Landing-Site/</w:t>
       </w:r>
     </w:p>
     <w:p>

--- a/files/forma-zayavki.docx
+++ b/files/forma-zayavki.docx
@@ -48,6 +48,20 @@
     </w:p>
     <w:p>
       <w:pPr>
+        <w:spacing w:after="280"/>
+      </w:pPr>
+      <w:r>
+        <w:rPr>
+          <w:rFonts w:ascii="Calibri" w:hAnsi="Calibri" w:cs="Calibri"/>
+          <w:sz w:val="20"/>
+          <w:szCs w:val="20"/>
+          <w:color w:val="404040"/>
+        </w:rPr>
+        <w:t xml:space="preserve">Чем подробнее опишете свой бизнес и что хотите увидеть на сайте, тем меньше мы будем переписываться — и тем дешевле выйдет сайт.</w:t>
+      </w:r>
+    </w:p>
+    <w:p>
+      <w:pPr>
         <w:spacing w:after="120"/>
       </w:pPr>
       <w:r>
@@ -283,7 +297,7 @@
           <w:szCs w:val="26"/>
           <w:color w:val="1F4E79"/>
         </w:rPr>
-        <w:t xml:space="preserve">3. СРОКИ И БЮДЖЕТ</w:t>
+        <w:t xml:space="preserve">3. СРОКИ И ОБСУЖДЕНИЕ</w:t>
       </w:r>
     </w:p>
     <w:p>
@@ -309,7 +323,7 @@
           <w:sz w:val="22"/>
           <w:szCs w:val="22"/>
         </w:rPr>
-        <w:t xml:space="preserve">Бюджет:</w:t>
+        <w:t xml:space="preserve">Как удобно обсуждать сайт:</w:t>
       </w:r>
     </w:p>
     <w:p>
@@ -322,7 +336,21 @@
           <w:sz w:val="22"/>
           <w:szCs w:val="22"/>
         </w:rPr>
-        <w:t xml:space="preserve">     □  до 3 000 ₽   □  3 000 – 6 000 ₽   □  6 000 – 15 000 ₽   □  больше</w:t>
+        <w:t xml:space="preserve">     □  только по этой форме   □  1–2 раза в неделю   □  ежедневно — готов обсуждать детально</w:t>
+      </w:r>
+    </w:p>
+    <w:p>
+      <w:pPr>
+        <w:spacing w:after="200"/>
+      </w:pPr>
+      <w:r>
+        <w:rPr>
+          <w:rFonts w:ascii="Calibri" w:hAnsi="Calibri" w:cs="Calibri"/>
+          <w:sz w:val="20"/>
+          <w:szCs w:val="20"/>
+          <w:color w:val="404040"/>
+        </w:rPr>
+        <w:t xml:space="preserve">Стоимость зависит от числа кругов согласований: чем чаще мы обсуждаем и правим сайт, тем он дороже — и тем точнее получается нужный вам результат.</w:t>
       </w:r>
     </w:p>
     <w:p>
